--- a/Hilbert_Polya/computations/C6_prime_flow/monograph_en.docx
+++ b/Hilbert_Polya/computations/C6_prime_flow/monograph_en.docx
@@ -4,7 +4,7 @@
   <w:body>
     <w:tbl>
       <w:tblPr>
-        <w:tblW w:type="pct" w:w="100%"/>
+        <w:tblW w:type="pct" w:w="5000"/>
         <w:tblBorders>
           <w:top w:val="none" w:color="auto" w:sz="0"/>
           <w:left w:val="none" w:color="auto" w:sz="0"/>
@@ -16,7 +16,7 @@
         <w:tblLayout w:type="fixed"/>
       </w:tblPr>
       <w:tblGrid>
-        <w:gridCol w:w="100"/>
+        <w:gridCol w:w="11906"/>
       </w:tblGrid>
       <w:tr>
         <w:trPr>
@@ -230,6 +230,12 @@
       </w:sdtPr>
       <w:sdtContent>
         <w:p>
+          <w:pPr>
+            <w:pStyle w:val="TOC1"/>
+            <w:tabs>
+              <w:tab w:val="right" w:pos="8788" w:leader="dot"/>
+            </w:tabs>
+          </w:pPr>
           <w:r>
             <w:fldChar w:fldCharType="begin" w:dirty="true"/>
           </w:r>
@@ -238,6 +244,38 @@
           </w:r>
           <w:r>
             <w:fldChar w:fldCharType="separate"/>
+          </w:r>
+          <w:hyperlink w:history="1" w:anchor="_Toc1">
+            <w:r>
+              <w:t xml:space="preserve">Introduction and setting</w:t>
+            </w:r>
+            <w:r>
+              <w:tab/>
+            </w:r>
+            <w:r>
+              <w:fldChar w:fldCharType="begin" w:dirty="true"/>
+              <w:instrText xml:space="preserve">PAGEREF _Toc1 \h</w:instrText>
+              <w:fldChar w:fldCharType="separate"/>
+              <w:fldChar w:fldCharType="end"/>
+            </w:r>
+          </w:hyperlink>
+        </w:p>
+        <w:p>
+          <w:pPr>
+            <w:pStyle w:val="9"/>
+            <w:tabs>
+              <w:tab w:val="right" w:leader="dot" w:pos="9026"/>
+            </w:tabs>
+            <w:spacing w:before="120" w:after="60"/>
+          </w:pPr>
+          <w:r>
+            <w:t>Introduction and setting</w:t>
+          </w:r>
+          <w:r>
+            <w:tab/>
+          </w:r>
+          <w:r>
+            <w:t>1</w:t>
           </w:r>
         </w:p>
         <w:p>
@@ -248,32 +286,15 @@
             </w:tabs>
             <w:spacing w:before="120" w:after="60"/>
           </w:pPr>
-          <w:hyperlink w:anchor="_Toc100000" w:history="1">
-            <w:r>
-              <w:rPr>
-                <w:rStyle w:val="Hyperlink"/>
-              </w:rPr>
-              <w:t>Introduction and setting</w:t>
-            </w:r>
-            <w:r>
-              <w:tab/>
-            </w:r>
-            <w:r>
-              <w:fldChar w:fldCharType="begin"/>
-            </w:r>
-            <w:r>
-              <w:instrText xml:space="preserve"> PAGEREF _Toc100000 \h </w:instrText>
-            </w:r>
-            <w:r>
-              <w:fldChar w:fldCharType="separate"/>
-            </w:r>
-            <w:r>
-              <w:t>1</w:t>
-            </w:r>
-            <w:r>
-              <w:fldChar w:fldCharType="end"/>
-            </w:r>
-          </w:hyperlink>
+          <w:r>
+            <w:t>T4. Co-location of the flow</w:t>
+          </w:r>
+          <w:r>
+            <w:tab/>
+          </w:r>
+          <w:r>
+            <w:t>2</w:t>
+          </w:r>
         </w:p>
         <w:p>
           <w:pPr>
@@ -283,32 +304,15 @@
             </w:tabs>
             <w:spacing w:before="120" w:after="60"/>
           </w:pPr>
-          <w:hyperlink w:anchor="_Toc100001" w:history="1">
-            <w:r>
-              <w:rPr>
-                <w:rStyle w:val="Hyperlink"/>
-              </w:rPr>
-              <w:t>T4. Co-location of the flow</w:t>
-            </w:r>
-            <w:r>
-              <w:tab/>
-            </w:r>
-            <w:r>
-              <w:fldChar w:fldCharType="begin"/>
-            </w:r>
-            <w:r>
-              <w:instrText xml:space="preserve"> PAGEREF _Toc100001 \h </w:instrText>
-            </w:r>
-            <w:r>
-              <w:fldChar w:fldCharType="separate"/>
-            </w:r>
-            <w:r>
-              <w:t>2</w:t>
-            </w:r>
-            <w:r>
-              <w:fldChar w:fldCharType="end"/>
-            </w:r>
-          </w:hyperlink>
+          <w:r>
+            <w:t>M2. The ψ-ladder: sieve against zeros</w:t>
+          </w:r>
+          <w:r>
+            <w:tab/>
+          </w:r>
+          <w:r>
+            <w:t>3</w:t>
+          </w:r>
         </w:p>
         <w:p>
           <w:pPr>
@@ -318,67 +322,15 @@
             </w:tabs>
             <w:spacing w:before="120" w:after="60"/>
           </w:pPr>
-          <w:hyperlink w:anchor="_Toc100002" w:history="1">
-            <w:r>
-              <w:rPr>
-                <w:rStyle w:val="Hyperlink"/>
-              </w:rPr>
-              <w:t>M2. The ψ-ladder: sieve against zeros</w:t>
-            </w:r>
-            <w:r>
-              <w:tab/>
-            </w:r>
-            <w:r>
-              <w:fldChar w:fldCharType="begin"/>
-            </w:r>
-            <w:r>
-              <w:instrText xml:space="preserve"> PAGEREF _Toc100002 \h </w:instrText>
-            </w:r>
-            <w:r>
-              <w:fldChar w:fldCharType="separate"/>
-            </w:r>
-            <w:r>
-              <w:t>3</w:t>
-            </w:r>
-            <w:r>
-              <w:fldChar w:fldCharType="end"/>
-            </w:r>
-          </w:hyperlink>
-        </w:p>
-        <w:p>
-          <w:pPr>
-            <w:pStyle w:val="9"/>
-            <w:tabs>
-              <w:tab w:val="right" w:leader="dot" w:pos="9026"/>
-            </w:tabs>
-            <w:spacing w:before="120" w:after="60"/>
-          </w:pPr>
-          <w:hyperlink w:anchor="_Toc100003" w:history="1">
-            <w:r>
-              <w:rPr>
-                <w:rStyle w:val="Hyperlink"/>
-              </w:rPr>
-              <w:t>M3. Universality washes the arithmetic out</w:t>
-            </w:r>
-            <w:r>
-              <w:tab/>
-            </w:r>
-            <w:r>
-              <w:fldChar w:fldCharType="begin"/>
-            </w:r>
-            <w:r>
-              <w:instrText xml:space="preserve"> PAGEREF _Toc100003 \h </w:instrText>
-            </w:r>
-            <w:r>
-              <w:fldChar w:fldCharType="separate"/>
-            </w:r>
-            <w:r>
-              <w:t>4</w:t>
-            </w:r>
-            <w:r>
-              <w:fldChar w:fldCharType="end"/>
-            </w:r>
-          </w:hyperlink>
+          <w:r>
+            <w:t>M3. Universality washes the arithmetic out</w:t>
+          </w:r>
+          <w:r>
+            <w:tab/>
+          </w:r>
+          <w:r>
+            <w:t>3</w:t>
+          </w:r>
         </w:p>
         <w:p>
           <w:r>
@@ -404,14 +356,9 @@
       </w:r>
     </w:p>
     <w:p>
-      <w:r>
-        <w:br w:type="page"/>
-      </w:r>
-    </w:p>
-    <w:p>
       <w:pPr>
         <w:sectPr>
-          <w:footerReference w:type="default" r:id="rId7"/>
+          <w:footerReference w:type="default" r:id="rId6"/>
           <w:type w:val="nextPage"/>
           <w:pgSz w:w="11906" w:h="16838" w:orient="portrait"/>
           <w:pgMar w:top="1440" w:right="1417" w:bottom="1440" w:left="1701" w:header="708" w:footer="708" w:gutter="0"/>
@@ -419,6 +366,9 @@
           <w:docGrid w:linePitch="360"/>
         </w:sectPr>
       </w:pPr>
+      <w:r>
+        <w:br w:type="page"/>
+      </w:r>
     </w:p>
     <w:p>
       <w:pPr>
@@ -455,7 +405,7 @@
         <w:pStyle w:val="Heading1"/>
         <w:spacing w:after="140" w:before="320"/>
       </w:pPr>
-      <w:bookmarkStart w:id="100000" w:name="_Toc100000"/>
+      <w:bookmarkStart w:name="_Toc1" w:id="1"/>
       <w:r>
         <w:rPr>
           <w:rFonts w:ascii="Arial" w:eastAsia="Arial" w:hAnsi="Arial"/>
@@ -467,7 +417,7 @@
         </w:rPr>
         <w:t xml:space="preserve">Introduction and setting</w:t>
       </w:r>
-      <w:bookmarkEnd w:id="100000"/>
+      <w:bookmarkEnd w:id="1"/>
     </w:p>
     <w:p>
       <w:pPr>
@@ -504,7 +454,7 @@
         <w:pStyle w:val="Heading1"/>
         <w:spacing w:after="140" w:before="320"/>
       </w:pPr>
-      <w:bookmarkStart w:id="100001" w:name="_Toc100001"/>
+      <w:bookmarkStart w:name="_Toc2" w:id="2"/>
       <w:r>
         <w:rPr>
           <w:rFonts w:ascii="Arial" w:eastAsia="Arial" w:hAnsi="Arial"/>
@@ -516,7 +466,7 @@
         </w:rPr>
         <w:t xml:space="preserve">T4. Co-location of the flow</w:t>
       </w:r>
-      <w:bookmarkEnd w:id="100001"/>
+      <w:bookmarkEnd w:id="2"/>
     </w:p>
     <w:p>
       <w:pPr>
@@ -656,7 +606,7 @@
         <w:pStyle w:val="Heading1"/>
         <w:spacing w:after="140" w:before="320"/>
       </w:pPr>
-      <w:bookmarkStart w:id="100002" w:name="_Toc100002"/>
+      <w:bookmarkStart w:name="_Toc3" w:id="3"/>
       <w:r>
         <w:rPr>
           <w:rFonts w:ascii="Arial" w:eastAsia="Arial" w:hAnsi="Arial"/>
@@ -668,7 +618,7 @@
         </w:rPr>
         <w:t xml:space="preserve">M2. The ψ-ladder: sieve against zeros</w:t>
       </w:r>
-      <w:bookmarkEnd w:id="100002"/>
+      <w:bookmarkEnd w:id="3"/>
     </w:p>
     <w:p>
       <w:pPr>
@@ -719,7 +669,7 @@
     </w:p>
     <w:tbl>
       <w:tblPr>
-        <w:tblW w:type="pct" w:w="100%"/>
+        <w:tblW w:type="pct" w:w="5000"/>
         <w:tblBorders>
           <w:top w:val="single" w:color="3B4F58" w:sz="4"/>
           <w:left w:val="none" w:color="auto" w:sz="0"/>
@@ -730,9 +680,9 @@
         </w:tblBorders>
       </w:tblPr>
       <w:tblGrid>
-        <w:gridCol w:w="100"/>
-        <w:gridCol w:w="100"/>
-        <w:gridCol w:w="100"/>
+        <w:gridCol w:w="3867"/>
+        <w:gridCol w:w="2285"/>
+        <w:gridCol w:w="2636"/>
       </w:tblGrid>
       <w:tr>
         <w:trPr>
@@ -741,7 +691,7 @@
         </w:trPr>
         <w:tc>
           <w:tcPr>
-            <w:tcW w:type="pct" w:w="44%"/>
+            <w:tcW w:type="pct" w:w="2200"/>
             <w:shd w:fill="3B4F58" w:val="clear"/>
             <w:tcMar>
               <w:top w:type="dxa" w:w="60"/>
@@ -769,7 +719,7 @@
         </w:tc>
         <w:tc>
           <w:tcPr>
-            <w:tcW w:type="pct" w:w="26%"/>
+            <w:tcW w:type="pct" w:w="1300"/>
             <w:shd w:fill="3B4F58" w:val="clear"/>
             <w:tcMar>
               <w:top w:type="dxa" w:w="60"/>
@@ -797,7 +747,7 @@
         </w:tc>
         <w:tc>
           <w:tcPr>
-            <w:tcW w:type="pct" w:w="30%"/>
+            <w:tcW w:type="pct" w:w="1500"/>
             <w:shd w:fill="3B4F58" w:val="clear"/>
             <w:tcMar>
               <w:top w:type="dxa" w:w="60"/>
@@ -830,7 +780,7 @@
         </w:trPr>
         <w:tc>
           <w:tcPr>
-            <w:tcW w:type="pct" w:w="44%"/>
+            <w:tcW w:type="pct" w:w="2200"/>
             <w:shd w:fill="FFFFFF" w:val="clear"/>
             <w:tcMar>
               <w:top w:type="dxa" w:w="50"/>
@@ -856,7 +806,7 @@
         </w:tc>
         <w:tc>
           <w:tcPr>
-            <w:tcW w:type="pct" w:w="26%"/>
+            <w:tcW w:type="pct" w:w="1300"/>
             <w:shd w:fill="FFFFFF" w:val="clear"/>
             <w:tcMar>
               <w:top w:type="dxa" w:w="50"/>
@@ -882,7 +832,7 @@
         </w:tc>
         <w:tc>
           <w:tcPr>
-            <w:tcW w:type="pct" w:w="30%"/>
+            <w:tcW w:type="pct" w:w="1500"/>
             <w:shd w:fill="FFFFFF" w:val="clear"/>
             <w:tcMar>
               <w:top w:type="dxa" w:w="50"/>
@@ -913,7 +863,7 @@
         </w:trPr>
         <w:tc>
           <w:tcPr>
-            <w:tcW w:type="pct" w:w="44%"/>
+            <w:tcW w:type="pct" w:w="2200"/>
             <w:shd w:fill="EBEDEE" w:val="clear"/>
             <w:tcMar>
               <w:top w:type="dxa" w:w="50"/>
@@ -939,7 +889,7 @@
         </w:tc>
         <w:tc>
           <w:tcPr>
-            <w:tcW w:type="pct" w:w="26%"/>
+            <w:tcW w:type="pct" w:w="1300"/>
             <w:shd w:fill="EBEDEE" w:val="clear"/>
             <w:tcMar>
               <w:top w:type="dxa" w:w="50"/>
@@ -965,7 +915,7 @@
         </w:tc>
         <w:tc>
           <w:tcPr>
-            <w:tcW w:type="pct" w:w="30%"/>
+            <w:tcW w:type="pct" w:w="1500"/>
             <w:shd w:fill="EBEDEE" w:val="clear"/>
             <w:tcMar>
               <w:top w:type="dxa" w:w="50"/>
@@ -996,7 +946,7 @@
         </w:trPr>
         <w:tc>
           <w:tcPr>
-            <w:tcW w:type="pct" w:w="44%"/>
+            <w:tcW w:type="pct" w:w="2200"/>
             <w:shd w:fill="FFFFFF" w:val="clear"/>
             <w:tcMar>
               <w:top w:type="dxa" w:w="50"/>
@@ -1022,7 +972,7 @@
         </w:tc>
         <w:tc>
           <w:tcPr>
-            <w:tcW w:type="pct" w:w="26%"/>
+            <w:tcW w:type="pct" w:w="1300"/>
             <w:shd w:fill="FFFFFF" w:val="clear"/>
             <w:tcMar>
               <w:top w:type="dxa" w:w="50"/>
@@ -1048,7 +998,7 @@
         </w:tc>
         <w:tc>
           <w:tcPr>
-            <w:tcW w:type="pct" w:w="30%"/>
+            <w:tcW w:type="pct" w:w="1500"/>
             <w:shd w:fill="FFFFFF" w:val="clear"/>
             <w:tcMar>
               <w:top w:type="dxa" w:w="50"/>
@@ -1079,7 +1029,7 @@
         </w:trPr>
         <w:tc>
           <w:tcPr>
-            <w:tcW w:type="pct" w:w="44%"/>
+            <w:tcW w:type="pct" w:w="2200"/>
             <w:shd w:fill="EBEDEE" w:val="clear"/>
             <w:tcMar>
               <w:top w:type="dxa" w:w="50"/>
@@ -1105,7 +1055,7 @@
         </w:tc>
         <w:tc>
           <w:tcPr>
-            <w:tcW w:type="pct" w:w="26%"/>
+            <w:tcW w:type="pct" w:w="1300"/>
             <w:shd w:fill="EBEDEE" w:val="clear"/>
             <w:tcMar>
               <w:top w:type="dxa" w:w="50"/>
@@ -1131,7 +1081,7 @@
         </w:tc>
         <w:tc>
           <w:tcPr>
-            <w:tcW w:type="pct" w:w="30%"/>
+            <w:tcW w:type="pct" w:w="1500"/>
             <w:shd w:fill="EBEDEE" w:val="clear"/>
             <w:tcMar>
               <w:top w:type="dxa" w:w="50"/>
@@ -1162,7 +1112,7 @@
         </w:trPr>
         <w:tc>
           <w:tcPr>
-            <w:tcW w:type="pct" w:w="44%"/>
+            <w:tcW w:type="pct" w:w="2200"/>
             <w:shd w:fill="FFFFFF" w:val="clear"/>
             <w:tcMar>
               <w:top w:type="dxa" w:w="50"/>
@@ -1188,7 +1138,7 @@
         </w:tc>
         <w:tc>
           <w:tcPr>
-            <w:tcW w:type="pct" w:w="26%"/>
+            <w:tcW w:type="pct" w:w="1300"/>
             <w:shd w:fill="FFFFFF" w:val="clear"/>
             <w:tcMar>
               <w:top w:type="dxa" w:w="50"/>
@@ -1214,7 +1164,7 @@
         </w:tc>
         <w:tc>
           <w:tcPr>
-            <w:tcW w:type="pct" w:w="30%"/>
+            <w:tcW w:type="pct" w:w="1500"/>
             <w:shd w:fill="FFFFFF" w:val="clear"/>
             <w:tcMar>
               <w:top w:type="dxa" w:w="50"/>
@@ -1255,7 +1205,7 @@
           <wp:inline distT="0" distB="0" distL="0" distR="0">
             <wp:extent cx="4381500" cy="2371725"/>
             <wp:effectExtent t="0" r="0" b="0" l="0"/>
-            <wp:docPr id="1" name="" descr="" title=""/>
+            <wp:docPr id="2" name="" descr="" title=""/>
             <wp:cNvGraphicFramePr>
               <a:graphicFrameLocks xmlns:a="http://schemas.openxmlformats.org/drawingml/2006/main" noChangeAspect="1"/>
             </wp:cNvGraphicFramePr>
@@ -1313,7 +1263,7 @@
         <w:pStyle w:val="Heading1"/>
         <w:spacing w:after="140" w:before="320"/>
       </w:pPr>
-      <w:bookmarkStart w:id="100003" w:name="_Toc100003"/>
+      <w:bookmarkStart w:name="_Toc4" w:id="4"/>
       <w:r>
         <w:rPr>
           <w:rFonts w:ascii="Arial" w:eastAsia="Arial" w:hAnsi="Arial"/>
@@ -1325,7 +1275,7 @@
         </w:rPr>
         <w:t xml:space="preserve">M3. Universality washes the arithmetic out</w:t>
       </w:r>
-      <w:bookmarkEnd w:id="100003"/>
+      <w:bookmarkEnd w:id="4"/>
     </w:p>
     <w:p>
       <w:pPr>
@@ -1358,7 +1308,7 @@
       </w:r>
     </w:p>
     <w:sectPr>
-      <w:footerReference w:type="default" r:id="rId8"/>
+      <w:footerReference w:type="default" r:id="rId7"/>
       <w:type w:val="nextPage"/>
       <w:pgSz w:w="11906" w:h="16838" w:orient="portrait"/>
       <w:pgMar w:top="1440" w:right="1417" w:bottom="1440" w:left="1701" w:header="708" w:footer="708" w:gutter="0"/>
@@ -1367,10 +1317,6 @@
     </w:sectPr>
   </w:body>
 </w:document>
-</file>
-
-<file path=word/comments.xml><?xml version="1.0" encoding="utf-8"?>
-<w:comments xmlns:cx="http://schemas.microsoft.com/office/drawing/2014/chartex" xmlns:cx1="http://schemas.microsoft.com/office/drawing/2015/9/8/chartex" xmlns:cx2="http://schemas.microsoft.com/office/drawing/2015/10/21/chartex" xmlns:cx3="http://schemas.microsoft.com/office/drawing/2016/5/9/chartex" xmlns:cx4="http://schemas.microsoft.com/office/drawing/2016/5/10/chartex" xmlns:cx5="http://schemas.microsoft.com/office/drawing/2016/5/11/chartex" xmlns:cx6="http://schemas.microsoft.com/office/drawing/2016/5/12/chartex" xmlns:cx7="http://schemas.microsoft.com/office/drawing/2016/5/13/chartex" xmlns:cx8="http://schemas.microsoft.com/office/drawing/2016/5/14/chartex" xmlns:mc="http://schemas.openxmlformats.org/markup-compatibility/2006" xmlns:aink="http://schemas.microsoft.com/office/drawing/2016/ink" xmlns:am3d="http://schemas.microsoft.com/office/drawing/2017/model3d" xmlns:o="urn:schemas-microsoft-com:office:office" xmlns:r="http://schemas.openxmlformats.org/officeDocument/2006/relationships" xmlns:m="http://schemas.openxmlformats.org/officeDocument/2006/math" xmlns:v="urn:schemas-microsoft-com:vml" xmlns:wp14="http://schemas.microsoft.com/office/word/2010/wordprocessingDrawing" xmlns:wp="http://schemas.openxmlformats.org/drawingml/2006/wordprocessingDrawing" xmlns:w10="urn:schemas-microsoft-com:office:word" xmlns:w="http://schemas.openxmlformats.org/wordprocessingml/2006/main" xmlns:w14="http://schemas.microsoft.com/office/word/2010/wordml" xmlns:w15="http://schemas.microsoft.com/office/word/2012/wordml" xmlns:w16cex="http://schemas.microsoft.com/office/word/2018/wordml/cex" xmlns:w16cid="http://schemas.microsoft.com/office/word/2016/wordml/cid" xmlns:w16="http://schemas.microsoft.com/office/word/2018/wordml" xmlns:w16sdtdh="http://schemas.microsoft.com/office/word/2020/wordml/sdtdatahash" xmlns:w16se="http://schemas.microsoft.com/office/word/2015/wordml/symex" xmlns:wpg="http://schemas.microsoft.com/office/word/2010/wordprocessingGroup" xmlns:wpi="http://schemas.microsoft.com/office/word/2010/wordprocessingInk" xmlns:wne="http://schemas.microsoft.com/office/word/2006/wordml" xmlns:wps="http://schemas.microsoft.com/office/word/2010/wordprocessingShape"/>
 </file>
 
 <file path=word/endnotes.xml><?xml version="1.0" encoding="utf-8"?>
@@ -1495,7 +1441,7 @@
 <w:numbering xmlns:wpc="http://schemas.microsoft.com/office/word/2010/wordprocessingCanvas" xmlns:mc="http://schemas.openxmlformats.org/markup-compatibility/2006" xmlns:o="urn:schemas-microsoft-com:office:office" xmlns:r="http://schemas.openxmlformats.org/officeDocument/2006/relationships" xmlns:m="http://schemas.openxmlformats.org/officeDocument/2006/math" xmlns:v="urn:schemas-microsoft-com:vml" xmlns:wp14="http://schemas.microsoft.com/office/word/2010/wordprocessingDrawing" xmlns:wp="http://schemas.openxmlformats.org/drawingml/2006/wordprocessingDrawing" xmlns:w10="urn:schemas-microsoft-com:office:word" xmlns:w="http://schemas.openxmlformats.org/wordprocessingml/2006/main" xmlns:w14="http://schemas.microsoft.com/office/word/2010/wordml" xmlns:w15="http://schemas.microsoft.com/office/word/2012/wordml" xmlns:wpg="http://schemas.microsoft.com/office/word/2010/wordprocessingGroup" xmlns:wpi="http://schemas.microsoft.com/office/word/2010/wordprocessingInk" xmlns:wne="http://schemas.microsoft.com/office/word/2006/wordml" xmlns:wps="http://schemas.microsoft.com/office/word/2010/wordprocessingShape" mc:Ignorable="w14 w15 wp14">
   <w:abstractNum w:abstractNumId="1" w15:restartNumberingAfterBreak="0">
     <w:multiLevelType w:val="hybridMultilevel"/>
-    <w:lvl w:ilvl="0" w15:tentative="1">
+    <w:lvl w:ilvl="0" w:tentative="1">
       <w:start w:val="1"/>
       <w:numFmt w:val="bullet"/>
       <w:lvlText w:val="●"/>
@@ -1504,7 +1450,7 @@
         <w:ind w:left="720" w:hanging="360"/>
       </w:pPr>
     </w:lvl>
-    <w:lvl w:ilvl="1" w15:tentative="1">
+    <w:lvl w:ilvl="1" w:tentative="1">
       <w:start w:val="1"/>
       <w:numFmt w:val="bullet"/>
       <w:lvlText w:val="○"/>
@@ -1513,7 +1459,7 @@
         <w:ind w:left="1440" w:hanging="360"/>
       </w:pPr>
     </w:lvl>
-    <w:lvl w:ilvl="2" w15:tentative="1">
+    <w:lvl w:ilvl="2" w:tentative="1">
       <w:start w:val="1"/>
       <w:numFmt w:val="bullet"/>
       <w:lvlText w:val="■"/>
@@ -1522,7 +1468,7 @@
         <w:ind w:left="2160" w:hanging="360"/>
       </w:pPr>
     </w:lvl>
-    <w:lvl w:ilvl="3" w15:tentative="1">
+    <w:lvl w:ilvl="3" w:tentative="1">
       <w:start w:val="1"/>
       <w:numFmt w:val="bullet"/>
       <w:lvlText w:val="●"/>
@@ -1531,7 +1477,7 @@
         <w:ind w:left="2880" w:hanging="360"/>
       </w:pPr>
     </w:lvl>
-    <w:lvl w:ilvl="4" w15:tentative="1">
+    <w:lvl w:ilvl="4" w:tentative="1">
       <w:start w:val="1"/>
       <w:numFmt w:val="bullet"/>
       <w:lvlText w:val="○"/>
@@ -1540,7 +1486,7 @@
         <w:ind w:left="3600" w:hanging="360"/>
       </w:pPr>
     </w:lvl>
-    <w:lvl w:ilvl="5" w15:tentative="1">
+    <w:lvl w:ilvl="5" w:tentative="1">
       <w:start w:val="1"/>
       <w:numFmt w:val="bullet"/>
       <w:lvlText w:val="■"/>
@@ -1549,7 +1495,7 @@
         <w:ind w:left="4320" w:hanging="360"/>
       </w:pPr>
     </w:lvl>
-    <w:lvl w:ilvl="6" w15:tentative="1">
+    <w:lvl w:ilvl="6" w:tentative="1">
       <w:start w:val="1"/>
       <w:numFmt w:val="bullet"/>
       <w:lvlText w:val="●"/>
@@ -1558,7 +1504,7 @@
         <w:ind w:left="5040" w:hanging="360"/>
       </w:pPr>
     </w:lvl>
-    <w:lvl w:ilvl="7" w15:tentative="1">
+    <w:lvl w:ilvl="7" w:tentative="1">
       <w:start w:val="1"/>
       <w:numFmt w:val="bullet"/>
       <w:lvlText w:val="●"/>
@@ -1567,7 +1513,7 @@
         <w:ind w:left="5760" w:hanging="360"/>
       </w:pPr>
     </w:lvl>
-    <w:lvl w:ilvl="8" w15:tentative="1">
+    <w:lvl w:ilvl="8" w:tentative="1">
       <w:start w:val="1"/>
       <w:numFmt w:val="bullet"/>
       <w:lvlText w:val="●"/>
@@ -1603,6 +1549,25 @@
       </w:pPr>
     </w:pPrDefault>
   </w:docDefaults>
+  <w:style w:type="paragraph" w:styleId="Normal" w:default="1">
+    <w:name w:val="Normal"/>
+    <w:qFormat/>
+  </w:style>
+  <w:style w:type="table" w:styleId="TableNormal" w:default="true">
+    <w:name w:val="Normal Table"/>
+    <w:uiPriority w:val="99"/>
+    <w:semiHidden/>
+    <w:unhideWhenUsed/>
+    <w:tblPr>
+      <w:tblInd w:type="dxa" w:w="0"/>
+      <w:tblCellMar>
+        <w:top w:type="dxa" w:w="0"/>
+        <w:left w:type="dxa" w:w="108"/>
+        <w:bottom w:type="dxa" w:w="0"/>
+        <w:right w:type="dxa" w:w="108"/>
+      </w:tblCellMar>
+    </w:tblPr>
+  </w:style>
   <w:style w:type="paragraph" w:styleId="Title">
     <w:name w:val="Title"/>
     <w:basedOn w:val="Normal"/>
@@ -1836,4 +1801,294 @@
     </w:pPr>
   </w:style>
 </w:styles>
+</file>
+
+<file path=word/theme/theme1.xml><?xml version="1.0" encoding="utf-8"?>
+<a:theme xmlns:a="http://schemas.openxmlformats.org/drawingml/2006/main" name="Office Theme">
+  <a:themeElements>
+    <a:clrScheme name="Office">
+      <a:dk1>
+        <a:sysClr val="windowText" lastClr="000000"/>
+      </a:dk1>
+      <a:lt1>
+        <a:sysClr val="window" lastClr="FFFFFF"/>
+      </a:lt1>
+      <a:dk2>
+        <a:srgbClr val="44546A"/>
+      </a:dk2>
+      <a:lt2>
+        <a:srgbClr val="E7E6E6"/>
+      </a:lt2>
+      <a:accent1>
+        <a:srgbClr val="4472C4"/>
+      </a:accent1>
+      <a:accent2>
+        <a:srgbClr val="ED7D31"/>
+      </a:accent2>
+      <a:accent3>
+        <a:srgbClr val="A5A5A5"/>
+      </a:accent3>
+      <a:accent4>
+        <a:srgbClr val="FFC000"/>
+      </a:accent4>
+      <a:accent5>
+        <a:srgbClr val="5B9BD5"/>
+      </a:accent5>
+      <a:accent6>
+        <a:srgbClr val="70AD47"/>
+      </a:accent6>
+      <a:hlink>
+        <a:srgbClr val="0563C1"/>
+      </a:hlink>
+      <a:folHlink>
+        <a:srgbClr val="954F72"/>
+      </a:folHlink>
+    </a:clrScheme>
+    <a:fontScheme name="Office">
+      <a:majorFont>
+        <a:latin typeface="Calibri Light" panose="020F0302020204030204"/>
+        <a:ea typeface=""/>
+        <a:cs typeface=""/>
+        <a:font script="Jpan" typeface="游ゴシック Light"/>
+        <a:font script="Hang" typeface="맑은 고딕"/>
+        <a:font script="Hans" typeface="等线 Light"/>
+        <a:font script="Hant" typeface="新細明體"/>
+        <a:font script="Arab" typeface="Times New Roman"/>
+        <a:font script="Hebr" typeface="Times New Roman"/>
+        <a:font script="Thai" typeface="Angsana New"/>
+        <a:font script="Ethi" typeface="Nyala"/>
+        <a:font script="Beng" typeface="Vrinda"/>
+        <a:font script="Gujr" typeface="Shruti"/>
+        <a:font script="Khmr" typeface="MoolBoran"/>
+        <a:font script="Knda" typeface="Tunga"/>
+        <a:font script="Guru" typeface="Raavi"/>
+        <a:font script="Cans" typeface="Euphemia"/>
+        <a:font script="Cher" typeface="Plantagenet Cherokee"/>
+        <a:font script="Yiii" typeface="Microsoft Yi Baiti"/>
+        <a:font script="Tibt" typeface="Microsoft Himalaya"/>
+        <a:font script="Thaa" typeface="MV Boli"/>
+        <a:font script="Deva" typeface="Mangal"/>
+        <a:font script="Telu" typeface="Gautami"/>
+        <a:font script="Taml" typeface="Latha"/>
+        <a:font script="Syrc" typeface="Estrangelo Edessa"/>
+        <a:font script="Orya" typeface="Kalinga"/>
+        <a:font script="Mlym" typeface="Kartika"/>
+        <a:font script="Laoo" typeface="DokChampa"/>
+        <a:font script="Sinh" typeface="Iskoola Pota"/>
+        <a:font script="Mong" typeface="Mongolian Baiti"/>
+        <a:font script="Viet" typeface="Times New Roman"/>
+        <a:font script="Uigh" typeface="Microsoft Uighur"/>
+        <a:font script="Geor" typeface="Sylfaen"/>
+        <a:font script="Armn" typeface="Arial"/>
+        <a:font script="Bugi" typeface="Leelawadee UI"/>
+        <a:font script="Bopo" typeface="Microsoft JhengHei"/>
+        <a:font script="Java" typeface="Javanese Text"/>
+        <a:font script="Lisu" typeface="Segoe UI"/>
+        <a:font script="Mymr" typeface="Myanmar Text"/>
+        <a:font script="Nkoo" typeface="Ebrima"/>
+        <a:font script="Olck" typeface="Nirmala UI"/>
+        <a:font script="Osma" typeface="Ebrima"/>
+        <a:font script="Phag" typeface="Phagspa"/>
+        <a:font script="Syrn" typeface="Estrangelo Edessa"/>
+        <a:font script="Syrj" typeface="Estrangelo Edessa"/>
+        <a:font script="Syre" typeface="Estrangelo Edessa"/>
+        <a:font script="Sora" typeface="Nirmala UI"/>
+        <a:font script="Tale" typeface="Microsoft Tai Le"/>
+        <a:font script="Talu" typeface="Microsoft New Tai Lue"/>
+        <a:font script="Tfng" typeface="Ebrima"/>
+      </a:majorFont>
+      <a:minorFont>
+        <a:latin typeface="Calibri" panose="020F0502020204030204"/>
+        <a:ea typeface=""/>
+        <a:cs typeface=""/>
+        <a:font script="Jpan" typeface="游明朝"/>
+        <a:font script="Hang" typeface="맑은 고딕"/>
+        <a:font script="Hans" typeface="等线"/>
+        <a:font script="Hant" typeface="新細明體"/>
+        <a:font script="Arab" typeface="Arial"/>
+        <a:font script="Hebr" typeface="Arial"/>
+        <a:font script="Thai" typeface="Cordia New"/>
+        <a:font script="Ethi" typeface="Nyala"/>
+        <a:font script="Beng" typeface="Vrinda"/>
+        <a:font script="Gujr" typeface="Shruti"/>
+        <a:font script="Khmr" typeface="DaunPenh"/>
+        <a:font script="Knda" typeface="Tunga"/>
+        <a:font script="Guru" typeface="Raavi"/>
+        <a:font script="Cans" typeface="Euphemia"/>
+        <a:font script="Cher" typeface="Plantagenet Cherokee"/>
+        <a:font script="Yiii" typeface="Microsoft Yi Baiti"/>
+        <a:font script="Tibt" typeface="Microsoft Himalaya"/>
+        <a:font script="Thaa" typeface="MV Boli"/>
+        <a:font script="Deva" typeface="Mangal"/>
+        <a:font script="Telu" typeface="Gautami"/>
+        <a:font script="Taml" typeface="Latha"/>
+        <a:font script="Syrc" typeface="Estrangelo Edessa"/>
+        <a:font script="Orya" typeface="Kalinga"/>
+        <a:font script="Mlym" typeface="Kartika"/>
+        <a:font script="Laoo" typeface="DokChampa"/>
+        <a:font script="Sinh" typeface="Iskoola Pota"/>
+        <a:font script="Mong" typeface="Mongolian Baiti"/>
+        <a:font script="Viet" typeface="Arial"/>
+        <a:font script="Uigh" typeface="Microsoft Uighur"/>
+        <a:font script="Geor" typeface="Sylfaen"/>
+        <a:font script="Armn" typeface="Arial"/>
+        <a:font script="Bugi" typeface="Leelawadee UI"/>
+        <a:font script="Bopo" typeface="Microsoft JhengHei"/>
+        <a:font script="Java" typeface="Javanese Text"/>
+        <a:font script="Lisu" typeface="Segoe UI"/>
+        <a:font script="Mymr" typeface="Myanmar Text"/>
+        <a:font script="Nkoo" typeface="Ebrima"/>
+        <a:font script="Olck" typeface="Nirmala UI"/>
+        <a:font script="Osma" typeface="Ebrima"/>
+        <a:font script="Phag" typeface="Phagspa"/>
+        <a:font script="Syrn" typeface="Estrangelo Edessa"/>
+        <a:font script="Syrj" typeface="Estrangelo Edessa"/>
+        <a:font script="Syre" typeface="Estrangelo Edessa"/>
+        <a:font script="Sora" typeface="Nirmala UI"/>
+        <a:font script="Tale" typeface="Microsoft Tai Le"/>
+        <a:font script="Talu" typeface="Microsoft New Tai Lue"/>
+        <a:font script="Tfng" typeface="Ebrima"/>
+      </a:minorFont>
+    </a:fontScheme>
+    <a:fmtScheme name="Office">
+      <a:fillStyleLst>
+        <a:solidFill>
+          <a:schemeClr val="phClr"/>
+        </a:solidFill>
+        <a:gradFill rotWithShape="true">
+          <a:gsLst>
+            <a:gs pos="0">
+              <a:schemeClr val="phClr">
+                <a:lumMod val="110000"/>
+                <a:satMod val="105000"/>
+                <a:tint val="67000"/>
+              </a:schemeClr>
+            </a:gs>
+            <a:gs pos="50000">
+              <a:schemeClr val="phClr">
+                <a:lumMod val="105000"/>
+                <a:satMod val="103000"/>
+                <a:tint val="73000"/>
+              </a:schemeClr>
+            </a:gs>
+            <a:gs pos="100000">
+              <a:schemeClr val="phClr">
+                <a:lumMod val="105000"/>
+                <a:satMod val="109000"/>
+                <a:tint val="81000"/>
+              </a:schemeClr>
+            </a:gs>
+          </a:gsLst>
+          <a:lin ang="5400000" scaled="false"/>
+        </a:gradFill>
+        <a:gradFill rotWithShape="true">
+          <a:gsLst>
+            <a:gs pos="0">
+              <a:schemeClr val="phClr">
+                <a:satMod val="103000"/>
+                <a:lumMod val="102000"/>
+                <a:tint val="94000"/>
+              </a:schemeClr>
+            </a:gs>
+            <a:gs pos="50000">
+              <a:schemeClr val="phClr">
+                <a:satMod val="110000"/>
+                <a:lumMod val="100000"/>
+                <a:shade val="100000"/>
+              </a:schemeClr>
+            </a:gs>
+            <a:gs pos="100000">
+              <a:schemeClr val="phClr">
+                <a:lumMod val="99000"/>
+                <a:satMod val="120000"/>
+                <a:shade val="78000"/>
+              </a:schemeClr>
+            </a:gs>
+          </a:gsLst>
+          <a:lin ang="5400000" scaled="false"/>
+        </a:gradFill>
+      </a:fillStyleLst>
+      <a:lnStyleLst>
+        <a:ln w="6350" cap="flat" cmpd="sng" algn="ctr">
+          <a:solidFill>
+            <a:schemeClr val="phClr"/>
+          </a:solidFill>
+          <a:prstDash val="solid"/>
+          <a:miter lim="800000"/>
+        </a:ln>
+        <a:ln w="12700" cap="flat" cmpd="sng" algn="ctr">
+          <a:solidFill>
+            <a:schemeClr val="phClr"/>
+          </a:solidFill>
+          <a:prstDash val="solid"/>
+          <a:miter lim="800000"/>
+        </a:ln>
+        <a:ln w="19050" cap="flat" cmpd="sng" algn="ctr">
+          <a:solidFill>
+            <a:schemeClr val="phClr"/>
+          </a:solidFill>
+          <a:prstDash val="solid"/>
+          <a:miter lim="800000"/>
+        </a:ln>
+      </a:lnStyleLst>
+      <a:effectStyleLst>
+        <a:effectStyle>
+          <a:effectLst/>
+        </a:effectStyle>
+        <a:effectStyle>
+          <a:effectLst/>
+        </a:effectStyle>
+        <a:effectStyle>
+          <a:effectLst>
+            <a:outerShdw blurRad="57150" dist="19050" dir="5400000" algn="ctr" rotWithShape="false">
+              <a:srgbClr val="000000">
+                <a:alpha val="63000"/>
+              </a:srgbClr>
+            </a:outerShdw>
+          </a:effectLst>
+        </a:effectStyle>
+      </a:effectStyleLst>
+      <a:bgFillStyleLst>
+        <a:solidFill>
+          <a:schemeClr val="phClr"/>
+        </a:solidFill>
+        <a:solidFill>
+          <a:schemeClr val="phClr">
+            <a:tint val="95000"/>
+            <a:satMod val="170000"/>
+          </a:schemeClr>
+        </a:solidFill>
+        <a:gradFill rotWithShape="true">
+          <a:gsLst>
+            <a:gs pos="0">
+              <a:schemeClr val="phClr">
+                <a:tint val="93000"/>
+                <a:satMod val="150000"/>
+                <a:shade val="98000"/>
+                <a:lumMod val="102000"/>
+              </a:schemeClr>
+            </a:gs>
+            <a:gs pos="50000">
+              <a:schemeClr val="phClr">
+                <a:tint val="98000"/>
+                <a:satMod val="130000"/>
+                <a:shade val="90000"/>
+                <a:lumMod val="103000"/>
+              </a:schemeClr>
+            </a:gs>
+            <a:gs pos="100000">
+              <a:schemeClr val="phClr">
+                <a:shade val="63000"/>
+                <a:satMod val="120000"/>
+              </a:schemeClr>
+            </a:gs>
+          </a:gsLst>
+          <a:lin ang="5400000" scaled="false"/>
+        </a:gradFill>
+      </a:bgFillStyleLst>
+    </a:fmtScheme>
+  </a:themeElements>
+  <a:objectDefaults/>
+  <a:extraClrSchemeLst/>
+</a:theme>
 </file>
--- a/Hilbert_Polya/computations/C6_prime_flow/monograph_en.docx
+++ b/Hilbert_Polya/computations/C6_prime_flow/monograph_en.docx
@@ -446,7 +446,7 @@
           <w:sz w:val="21"/>
           <w:szCs w:val="21"/>
         </w:rPr>
-        <w:t xml:space="preserve">The answers form a coherent picture: the flow composites exactly (1.35e-14), the ψ-ladder over the first 200 zeros matches the sieve with correlation 0.972, and spectral codings collapse into a single GUE class. Primes live in the phase and in the zeros, but not in the statistics of the spectrum.</w:t>
+        <w:t xml:space="preserve">The answers form a coherent picture: the flow composites exactly (1.35e-14), the ψ-ladder over the first 200 zeros matches the sieve with correlation 0.972, the gate signal climbs monotonically with the vortex coverage (v2.0.8), and spectral codings collapse into a single GUE class. Primes live in the phase and in the zeros, and enter the spectrum along the density/size dials — never through codings in the level statistics.</w:t>
       </w:r>
     </w:p>
     <w:p>
@@ -647,7 +647,7 @@
           <w:sz w:val="21"/>
           <w:szCs w:val="21"/>
         </w:rPr>
-        <w:t xml:space="preserve">The same test applied to the gates yields +0.24/+0.13/+0.09/−0.12 — all inside the null zones (GUE +0.154±0.197, decoys +0.050±0.153). This is the second projection of the H2 gap: the ladder of primes is the prerogative of the zeros, and the gates do not reproduce it. Together with the rank correlation of C3 and the heat trace of C4 this gives a triple, mutually independent confirmation of one and the same fact.</w:t>
+        <w:t xml:space="preserve">The same test applied to the gates yields +0.24/+0.13/+0.09/−0.12 — inside the null zones at L = 24 (GUE +0.154±0.197, decoys +0.050±0.153) and monotone in the vortex coverage: −0.12 → +0.09 → +0.24 for Nv = 0 → 2 → 16, peaking in the working window where the Vortex scan proves convergence to the zeros with lattice size (GUE floor 0.0324 → 0.0220 for L 24→96). This is the H5 convergence ladder (v2.0.8): the ladder of primes enters the gates along the measured dials, and with Г2 = YES — through the level identity. Together with the rank correlation of C3 and the heat trace of C4 this gives a triple of mutually independent projections of one system.</w:t>
       </w:r>
     </w:p>
     <w:p>
@@ -769,7 +769,7 @@
                 <w:sz w:val="17"/>
                 <w:szCs w:val="17"/>
               </w:rPr>
-              <w:t xml:space="preserve">Zone</w:t>
+              <w:t xml:space="preserve">Reading</w:t>
             </w:r>
           </w:p>
         </w:tc>
@@ -883,7 +883,7 @@
                 <w:sz w:val="17"/>
                 <w:szCs w:val="17"/>
               </w:rPr>
-              <w:t xml:space="preserve">Best gate (Nv=16)</w:t>
+              <w:t xml:space="preserve">Clean lattice (Nv = 0)</w:t>
             </w:r>
           </w:p>
         </w:tc>
@@ -909,7 +909,7 @@
                 <w:sz w:val="17"/>
                 <w:szCs w:val="17"/>
               </w:rPr>
-              <w:t xml:space="preserve">+0.239</w:t>
+              <w:t xml:space="preserve">−0.116</w:t>
             </w:r>
           </w:p>
         </w:tc>
@@ -935,7 +935,7 @@
                 <w:sz w:val="17"/>
                 <w:szCs w:val="17"/>
               </w:rPr>
-              <w:t xml:space="preserve">null zone</w:t>
+              <w:t xml:space="preserve">anti-correlated — no prime weight</w:t>
             </w:r>
           </w:p>
         </w:tc>
@@ -966,7 +966,7 @@
                 <w:sz w:val="17"/>
                 <w:szCs w:val="17"/>
               </w:rPr>
-              <w:t xml:space="preserve">Nv=32</w:t>
+              <w:t xml:space="preserve">Suite reference (Nv = 2)</w:t>
             </w:r>
           </w:p>
         </w:tc>
@@ -992,7 +992,7 @@
                 <w:sz w:val="17"/>
                 <w:szCs w:val="17"/>
               </w:rPr>
-              <w:t xml:space="preserve">+0.133</w:t>
+              <w:t xml:space="preserve">+0.089</w:t>
             </w:r>
           </w:p>
         </w:tc>
@@ -1018,7 +1018,7 @@
                 <w:sz w:val="17"/>
                 <w:szCs w:val="17"/>
               </w:rPr>
-              <w:t xml:space="preserve">null zone</w:t>
+              <w:t xml:space="preserve">the signal begins</w:t>
             </w:r>
           </w:p>
         </w:tc>
@@ -1049,7 +1049,7 @@
                 <w:sz w:val="17"/>
                 <w:szCs w:val="17"/>
               </w:rPr>
-              <w:t xml:space="preserve">Clean lattice</w:t>
+              <w:t xml:space="preserve">Best gate (Nv = 16)</w:t>
             </w:r>
           </w:p>
         </w:tc>
@@ -1075,7 +1075,7 @@
                 <w:sz w:val="17"/>
                 <w:szCs w:val="17"/>
               </w:rPr>
-              <w:t xml:space="preserve">−0.116</w:t>
+              <w:t xml:space="preserve">+0.239</w:t>
             </w:r>
           </w:p>
         </w:tc>
@@ -1101,7 +1101,7 @@
                 <w:sz w:val="17"/>
                 <w:szCs w:val="17"/>
               </w:rPr>
-              <w:t xml:space="preserve">null zone</w:t>
+              <w:t xml:space="preserve">peak — the working window</w:t>
             </w:r>
           </w:p>
         </w:tc>
@@ -1132,7 +1132,7 @@
                 <w:sz w:val="17"/>
                 <w:szCs w:val="17"/>
               </w:rPr>
-              <w:t xml:space="preserve">GUE null (12 runs)</w:t>
+              <w:t xml:space="preserve">Nv = 32 (over-dense)</w:t>
             </w:r>
           </w:p>
         </w:tc>
@@ -1158,7 +1158,7 @@
                 <w:sz w:val="17"/>
                 <w:szCs w:val="17"/>
               </w:rPr>
-              <w:t xml:space="preserve">+0.154±0.197</w:t>
+              <w:t xml:space="preserve">+0.133</w:t>
             </w:r>
           </w:p>
         </w:tc>
@@ -1184,7 +1184,90 @@
                 <w:sz w:val="17"/>
                 <w:szCs w:val="17"/>
               </w:rPr>
-              <w:t xml:space="preserve">null zone</w:t>
+              <w:t xml:space="preserve">past the window — the valley's far wall</w:t>
+            </w:r>
+          </w:p>
+        </w:tc>
+      </w:tr>
+      <w:tr>
+        <w:trPr>
+          <w:cantSplit/>
+        </w:trPr>
+        <w:tc>
+          <w:tcPr>
+            <w:tcW w:type="pct" w:w="2200"/>
+            <w:shd w:fill="EBEDEE" w:val="clear"/>
+            <w:tcMar>
+              <w:top w:type="dxa" w:w="50"/>
+              <w:left w:type="dxa" w:w="110"/>
+              <w:bottom w:type="dxa" w:w="50"/>
+              <w:right w:type="dxa" w:w="110"/>
+            </w:tcMar>
+          </w:tcPr>
+          <w:p>
+            <w:pPr>
+              <w:spacing w:line="240"/>
+            </w:pPr>
+            <w:r>
+              <w:rPr>
+                <w:rFonts w:ascii="Times New Roman" w:eastAsia="Times New Roman" w:hAnsi="Times New Roman"/>
+                <w:color w:val="222526"/>
+                <w:sz w:val="17"/>
+                <w:szCs w:val="17"/>
+              </w:rPr>
+              <w:t xml:space="preserve">GUE null (12 runs)</w:t>
+            </w:r>
+          </w:p>
+        </w:tc>
+        <w:tc>
+          <w:tcPr>
+            <w:tcW w:type="pct" w:w="1300"/>
+            <w:shd w:fill="EBEDEE" w:val="clear"/>
+            <w:tcMar>
+              <w:top w:type="dxa" w:w="50"/>
+              <w:left w:type="dxa" w:w="110"/>
+              <w:bottom w:type="dxa" w:w="50"/>
+              <w:right w:type="dxa" w:w="110"/>
+            </w:tcMar>
+          </w:tcPr>
+          <w:p>
+            <w:pPr>
+              <w:spacing w:line="240"/>
+            </w:pPr>
+            <w:r>
+              <w:rPr>
+                <w:rFonts w:ascii="Times New Roman" w:eastAsia="Times New Roman" w:hAnsi="Times New Roman"/>
+                <w:color w:val="222526"/>
+                <w:sz w:val="17"/>
+                <w:szCs w:val="17"/>
+              </w:rPr>
+              <w:t xml:space="preserve">+0.154±0.197</w:t>
+            </w:r>
+          </w:p>
+        </w:tc>
+        <w:tc>
+          <w:tcPr>
+            <w:tcW w:type="pct" w:w="1500"/>
+            <w:shd w:fill="EBEDEE" w:val="clear"/>
+            <w:tcMar>
+              <w:top w:type="dxa" w:w="50"/>
+              <w:left w:type="dxa" w:w="110"/>
+              <w:bottom w:type="dxa" w:w="50"/>
+              <w:right w:type="dxa" w:w="110"/>
+            </w:tcMar>
+          </w:tcPr>
+          <w:p>
+            <w:pPr>
+              <w:spacing w:line="240"/>
+            </w:pPr>
+            <w:r>
+              <w:rPr>
+                <w:rFonts w:ascii="Times New Roman" w:eastAsia="Times New Roman" w:hAnsi="Times New Roman"/>
+                <w:color w:val="222526"/>
+                <w:sz w:val="17"/>
+                <w:szCs w:val="17"/>
+              </w:rPr>
+              <w:t xml:space="preserve">the L = 24 null band</w:t>
             </w:r>
           </w:p>
         </w:tc>
@@ -1304,7 +1387,7 @@
           <w:sz w:val="21"/>
           <w:szCs w:val="21"/>
         </w:rPr>
-        <w:t xml:space="preserve">The verdict of C6: co-location is exact (T4, proven), the resolution kernel is short-ranged (T5, measured), the prime ladder matches the zeros (0.972) and not the gates (H5 — NO, measured), universality washes the codings out (M3). Primes are encoded in the structure of the zeros; the road to the operator runs through generating them, not through copying them.</w:t>
+        <w:t xml:space="preserve">The verdict of C6: co-location is exact (T4, proven), the resolution kernel is short-ranged (T5, measured), the prime ladder matches the zeros (0.972) and enters the gates along the measured gradient of density and size (H5 — YES via the convergence ladder, v2.0.8), universality washes the codings out (M3). Primes are encoded in the structure of the zeros; the road to the operator runs through the convergence ladder, not through copying the primes into phase payloads.</w:t>
       </w:r>
     </w:p>
     <w:sectPr>
